--- a/simple-chatgpt-web-boot/src/main/resources/resume/Hung_En_Tsai_Resume_2025.docx
+++ b/simple-chatgpt-web-boot/src/main/resources/resume/Hung_En_Tsai_Resume_2025.docx
@@ -39,33 +39,6 @@
         <w:suppressAutoHyphens w:val="true"/>
         <w:bidi w:val="0"/>
         <w:spacing w:lineRule="exact" w:line="240" w:before="0" w:after="0"/>
-        <w:ind w:left="0" w:right="0" w:hanging="0"/>
-        <w:jc w:val="left"/>
-        <w:rPr>
-          <w:rFonts w:ascii="Arial" w:hAnsi="Arial" w:eastAsia="Arial" w:cs="Arial"/>
-          <w:color w:val="auto"/>
-          <w:spacing w:val="0"/>
-          <w:sz w:val="20"/>
-          <w:shd w:fill="auto" w:val="clear"/>
-        </w:rPr>
-      </w:pPr>
-      <w:r>
-        <w:rPr>
-          <w:rFonts w:eastAsia="Arial" w:cs="Arial" w:ascii="Arial" w:hAnsi="Arial"/>
-          <w:color w:val="000000"/>
-          <w:spacing w:val="0"/>
-          <w:sz w:val="20"/>
-          <w:shd w:fill="auto" w:val="clear"/>
-        </w:rPr>
-      </w:r>
-    </w:p>
-    <w:p>
-      <w:pPr>
-        <w:pStyle w:val="Normal"/>
-        <w:widowControl w:val="false"/>
-        <w:suppressAutoHyphens w:val="true"/>
-        <w:bidi w:val="0"/>
-        <w:spacing w:lineRule="exact" w:line="240" w:before="0" w:after="0"/>
         <w:ind w:left="1425" w:right="0" w:hanging="1425"/>
         <w:jc w:val="left"/>
         <w:rPr>
@@ -106,33 +79,6 @@
         <w:suppressAutoHyphens w:val="true"/>
         <w:bidi w:val="0"/>
         <w:spacing w:lineRule="exact" w:line="240" w:before="0" w:after="0"/>
-        <w:ind w:left="0" w:right="0" w:hanging="0"/>
-        <w:jc w:val="left"/>
-        <w:rPr>
-          <w:rFonts w:ascii="Arial" w:hAnsi="Arial" w:eastAsia="Arial" w:cs="Arial"/>
-          <w:color w:val="auto"/>
-          <w:spacing w:val="0"/>
-          <w:sz w:val="20"/>
-          <w:shd w:fill="auto" w:val="clear"/>
-        </w:rPr>
-      </w:pPr>
-      <w:r>
-        <w:rPr>
-          <w:rFonts w:eastAsia="Arial" w:cs="Arial" w:ascii="Arial" w:hAnsi="Arial"/>
-          <w:color w:val="000000"/>
-          <w:spacing w:val="0"/>
-          <w:sz w:val="20"/>
-          <w:shd w:fill="auto" w:val="clear"/>
-        </w:rPr>
-      </w:r>
-    </w:p>
-    <w:p>
-      <w:pPr>
-        <w:pStyle w:val="Normal"/>
-        <w:widowControl w:val="false"/>
-        <w:suppressAutoHyphens w:val="true"/>
-        <w:bidi w:val="0"/>
-        <w:spacing w:lineRule="exact" w:line="240" w:before="0" w:after="0"/>
         <w:ind w:left="1425" w:right="0" w:hanging="1425"/>
         <w:jc w:val="left"/>
         <w:rPr>
@@ -171,6 +117,56 @@
         <w:pStyle w:val="Normal"/>
         <w:widowControl w:val="false"/>
         <w:suppressAutoHyphens w:val="true"/>
+        <w:ind w:left="1425" w:hanging="1425"/>
+        <w:rPr>
+          <w:rFonts w:ascii="Liberation Serif" w:hAnsi="Liberation Serif"/>
+          <w:b w:val="false"/>
+          <w:kern w:val="2"/>
+          <w:sz w:val="24"/>
+          <w:lang w:val="en-US"/>
+        </w:rPr>
+      </w:pPr>
+      <w:r>
+        <w:rPr>
+          <w:rFonts w:eastAsia="Liberation Serif" w:cs="Liberation Serif" w:ascii="Arial" w:hAnsi="Arial"/>
+          <w:b/>
+          <w:color w:val="000000"/>
+          <w:spacing w:val="0"/>
+          <w:kern w:val="2"/>
+          <w:sz w:val="20"/>
+          <w:shd w:fill="auto" w:val="clear"/>
+          <w:lang w:val="en-US"/>
+        </w:rPr>
+        <w:t>GITHUB:</w:t>
+      </w:r>
+      <w:r>
+        <w:rPr>
+          <w:rFonts w:ascii="Arial" w:hAnsi="Arial"/>
+          <w:b w:val="false"/>
+          <w:kern w:val="2"/>
+          <w:sz w:val="20"/>
+          <w:lang w:val="en-US"/>
+        </w:rPr>
+        <w:tab/>
+      </w:r>
+      <w:hyperlink r:id="rId2">
+        <w:r>
+          <w:rPr>
+            <w:rFonts w:ascii="Arial" w:hAnsi="Arial"/>
+            <w:b w:val="false"/>
+            <w:kern w:val="2"/>
+            <w:sz w:val="20"/>
+            <w:lang w:val="en-US"/>
+          </w:rPr>
+          <w:t>https://github.com/ht02135</w:t>
+        </w:r>
+      </w:hyperlink>
+    </w:p>
+    <w:p>
+      <w:pPr>
+        <w:pStyle w:val="Normal"/>
+        <w:widowControl w:val="false"/>
+        <w:suppressAutoHyphens w:val="true"/>
         <w:bidi w:val="0"/>
         <w:spacing w:lineRule="exact" w:line="240" w:before="0" w:after="0"/>
         <w:ind w:left="0" w:right="0" w:hanging="0"/>
@@ -856,7 +852,7 @@
           <w:u w:val="single"/>
           <w:shd w:fill="auto" w:val="clear"/>
         </w:rPr>
-        <w:t>Software Engineer | Sungard Asset Arena, MA | Sep 2006 – Dec 2012 | sungard.com</w:t>
+        <w:t>Software Engineer | Sungard Asset Arena, MA | Sep 2006 – Nov 2011 | sungard.com</w:t>
       </w:r>
     </w:p>
     <w:p>
@@ -1482,7 +1478,10 @@
     <w:qFormat/>
     <w:pPr>
       <w:widowControl w:val="false"/>
+      <w:suppressAutoHyphens w:val="true"/>
       <w:bidi w:val="0"/>
+      <w:spacing w:before="0" w:after="0"/>
+      <w:jc w:val="left"/>
     </w:pPr>
     <w:rPr>
       <w:rFonts w:ascii="Calibri" w:hAnsi="Calibri" w:eastAsia="NSimSun" w:cs="Lucida Sans"/>
@@ -1491,6 +1490,13 @@
       <w:sz w:val="22"/>
       <w:szCs w:val="24"/>
       <w:lang w:val="en-US" w:eastAsia="zh-CN" w:bidi="hi-IN"/>
+    </w:rPr>
+  </w:style>
+  <w:style w:type="character" w:styleId="InternetLink">
+    <w:name w:val="Hyperlink"/>
+    <w:rPr>
+      <w:color w:val="000080"/>
+      <w:u w:val="single"/>
     </w:rPr>
   </w:style>
   <w:style w:type="paragraph" w:styleId="Heading">
